--- a/main/下降通道到前低.docx
+++ b/main/下降通道到前低.docx
@@ -7,7 +7,7 @@
         <w:pStyle w:val="Heading1"/>
       </w:pPr>
       <w:r>
-        <w:t>601699，潞安环能，接近前低12.28，20250214</w:t>
+        <w:t>600750，江中药业，接近前低21.1264/21.1645/20.8425，20250224</w:t>
       </w:r>
     </w:p>
     <w:p>
@@ -123,7 +123,7 @@
         <w:pStyle w:val="Heading1"/>
       </w:pPr>
       <w:r>
-        <w:t>002737，葵花药业，接近前低18.22，20250214</w:t>
+        <w:t>600511，国药股份，接近前低30.3605/29.87，20250224</w:t>
       </w:r>
     </w:p>
     <w:p>
@@ -239,7 +239,7 @@
         <w:pStyle w:val="Heading1"/>
       </w:pPr>
       <w:r>
-        <w:t>600660，福耀玻璃，接近前低56.4/56.85/56.55，20250214</w:t>
+        <w:t>002353，杰瑞股份，接近前低35.25，20250217</w:t>
       </w:r>
     </w:p>
     <w:p>
@@ -355,7 +355,7 @@
         <w:pStyle w:val="Heading1"/>
       </w:pPr>
       <w:r>
-        <w:t>002884，凌霄泵业，接近前低17.73，20250214</w:t>
+        <w:t>002422，科伦药业，接近前低27.1，20250217</w:t>
       </w:r>
     </w:p>
     <w:p>
@@ -448,6 +448,818 @@
                   </pic:nvPicPr>
                   <pic:blipFill>
                     <a:blip r:embed="rId20"/>
+                    <a:stretch>
+                      <a:fillRect/>
+                    </a:stretch>
+                  </pic:blipFill>
+                  <pic:spPr>
+                    <a:xfrm>
+                      <a:off x="0" y="0"/>
+                      <a:ext cx="3600000" cy="2587500"/>
+                    </a:xfrm>
+                    <a:prstGeom prst="rect"/>
+                  </pic:spPr>
+                </pic:pic>
+              </a:graphicData>
+            </a:graphic>
+          </wp:inline>
+        </w:drawing>
+      </w:r>
+    </w:p>
+    <w:p>
+      <w:pPr>
+        <w:pStyle w:val="Heading1"/>
+      </w:pPr>
+      <w:r>
+        <w:t>603529，爱玛科技，接近前低39.06，20250224</w:t>
+      </w:r>
+    </w:p>
+    <w:p>
+      <w:r>
+        <w:drawing>
+          <wp:inline xmlns:a="http://schemas.openxmlformats.org/drawingml/2006/main" xmlns:pic="http://schemas.openxmlformats.org/drawingml/2006/picture">
+            <wp:extent cx="3600000" cy="2587500"/>
+            <wp:docPr id="13" name="Picture 13"/>
+            <wp:cNvGraphicFramePr>
+              <a:graphicFrameLocks noChangeAspect="1"/>
+            </wp:cNvGraphicFramePr>
+            <a:graphic>
+              <a:graphicData uri="http://schemas.openxmlformats.org/drawingml/2006/picture">
+                <pic:pic>
+                  <pic:nvPicPr>
+                    <pic:cNvPr id="0" name="kline100.png"/>
+                    <pic:cNvPicPr/>
+                  </pic:nvPicPr>
+                  <pic:blipFill>
+                    <a:blip r:embed="rId21"/>
+                    <a:stretch>
+                      <a:fillRect/>
+                    </a:stretch>
+                  </pic:blipFill>
+                  <pic:spPr>
+                    <a:xfrm>
+                      <a:off x="0" y="0"/>
+                      <a:ext cx="3600000" cy="2587500"/>
+                    </a:xfrm>
+                    <a:prstGeom prst="rect"/>
+                  </pic:spPr>
+                </pic:pic>
+              </a:graphicData>
+            </a:graphic>
+          </wp:inline>
+        </w:drawing>
+      </w:r>
+    </w:p>
+    <w:p>
+      <w:r>
+        <w:drawing>
+          <wp:inline xmlns:a="http://schemas.openxmlformats.org/drawingml/2006/main" xmlns:pic="http://schemas.openxmlformats.org/drawingml/2006/picture">
+            <wp:extent cx="3600000" cy="2587500"/>
+            <wp:docPr id="14" name="Picture 14"/>
+            <wp:cNvGraphicFramePr>
+              <a:graphicFrameLocks noChangeAspect="1"/>
+            </wp:cNvGraphicFramePr>
+            <a:graphic>
+              <a:graphicData uri="http://schemas.openxmlformats.org/drawingml/2006/picture">
+                <pic:pic>
+                  <pic:nvPicPr>
+                    <pic:cNvPr id="0" name="kline300.png"/>
+                    <pic:cNvPicPr/>
+                  </pic:nvPicPr>
+                  <pic:blipFill>
+                    <a:blip r:embed="rId22"/>
+                    <a:stretch>
+                      <a:fillRect/>
+                    </a:stretch>
+                  </pic:blipFill>
+                  <pic:spPr>
+                    <a:xfrm>
+                      <a:off x="0" y="0"/>
+                      <a:ext cx="3600000" cy="2587500"/>
+                    </a:xfrm>
+                    <a:prstGeom prst="rect"/>
+                  </pic:spPr>
+                </pic:pic>
+              </a:graphicData>
+            </a:graphic>
+          </wp:inline>
+        </w:drawing>
+      </w:r>
+    </w:p>
+    <w:p>
+      <w:r>
+        <w:drawing>
+          <wp:inline xmlns:a="http://schemas.openxmlformats.org/drawingml/2006/main" xmlns:pic="http://schemas.openxmlformats.org/drawingml/2006/picture">
+            <wp:extent cx="3600000" cy="2587500"/>
+            <wp:docPr id="15" name="Picture 15"/>
+            <wp:cNvGraphicFramePr>
+              <a:graphicFrameLocks noChangeAspect="1"/>
+            </wp:cNvGraphicFramePr>
+            <a:graphic>
+              <a:graphicData uri="http://schemas.openxmlformats.org/drawingml/2006/picture">
+                <pic:pic>
+                  <pic:nvPicPr>
+                    <pic:cNvPr id="0" name="kline1000.png"/>
+                    <pic:cNvPicPr/>
+                  </pic:nvPicPr>
+                  <pic:blipFill>
+                    <a:blip r:embed="rId23"/>
+                    <a:stretch>
+                      <a:fillRect/>
+                    </a:stretch>
+                  </pic:blipFill>
+                  <pic:spPr>
+                    <a:xfrm>
+                      <a:off x="0" y="0"/>
+                      <a:ext cx="3600000" cy="2587500"/>
+                    </a:xfrm>
+                    <a:prstGeom prst="rect"/>
+                  </pic:spPr>
+                </pic:pic>
+              </a:graphicData>
+            </a:graphic>
+          </wp:inline>
+        </w:drawing>
+      </w:r>
+    </w:p>
+    <w:p>
+      <w:pPr>
+        <w:pStyle w:val="Heading1"/>
+      </w:pPr>
+      <w:r>
+        <w:t>600529，山东药玻，接近前低23.7086/23.7476/23.3592/23.7252/23.56，20250224</w:t>
+      </w:r>
+    </w:p>
+    <w:p>
+      <w:r>
+        <w:drawing>
+          <wp:inline xmlns:a="http://schemas.openxmlformats.org/drawingml/2006/main" xmlns:pic="http://schemas.openxmlformats.org/drawingml/2006/picture">
+            <wp:extent cx="3600000" cy="2587500"/>
+            <wp:docPr id="16" name="Picture 16"/>
+            <wp:cNvGraphicFramePr>
+              <a:graphicFrameLocks noChangeAspect="1"/>
+            </wp:cNvGraphicFramePr>
+            <a:graphic>
+              <a:graphicData uri="http://schemas.openxmlformats.org/drawingml/2006/picture">
+                <pic:pic>
+                  <pic:nvPicPr>
+                    <pic:cNvPr id="0" name="kline100.png"/>
+                    <pic:cNvPicPr/>
+                  </pic:nvPicPr>
+                  <pic:blipFill>
+                    <a:blip r:embed="rId24"/>
+                    <a:stretch>
+                      <a:fillRect/>
+                    </a:stretch>
+                  </pic:blipFill>
+                  <pic:spPr>
+                    <a:xfrm>
+                      <a:off x="0" y="0"/>
+                      <a:ext cx="3600000" cy="2587500"/>
+                    </a:xfrm>
+                    <a:prstGeom prst="rect"/>
+                  </pic:spPr>
+                </pic:pic>
+              </a:graphicData>
+            </a:graphic>
+          </wp:inline>
+        </w:drawing>
+      </w:r>
+    </w:p>
+    <w:p>
+      <w:r>
+        <w:drawing>
+          <wp:inline xmlns:a="http://schemas.openxmlformats.org/drawingml/2006/main" xmlns:pic="http://schemas.openxmlformats.org/drawingml/2006/picture">
+            <wp:extent cx="3600000" cy="2587500"/>
+            <wp:docPr id="17" name="Picture 17"/>
+            <wp:cNvGraphicFramePr>
+              <a:graphicFrameLocks noChangeAspect="1"/>
+            </wp:cNvGraphicFramePr>
+            <a:graphic>
+              <a:graphicData uri="http://schemas.openxmlformats.org/drawingml/2006/picture">
+                <pic:pic>
+                  <pic:nvPicPr>
+                    <pic:cNvPr id="0" name="kline300.png"/>
+                    <pic:cNvPicPr/>
+                  </pic:nvPicPr>
+                  <pic:blipFill>
+                    <a:blip r:embed="rId25"/>
+                    <a:stretch>
+                      <a:fillRect/>
+                    </a:stretch>
+                  </pic:blipFill>
+                  <pic:spPr>
+                    <a:xfrm>
+                      <a:off x="0" y="0"/>
+                      <a:ext cx="3600000" cy="2587500"/>
+                    </a:xfrm>
+                    <a:prstGeom prst="rect"/>
+                  </pic:spPr>
+                </pic:pic>
+              </a:graphicData>
+            </a:graphic>
+          </wp:inline>
+        </w:drawing>
+      </w:r>
+    </w:p>
+    <w:p>
+      <w:r>
+        <w:drawing>
+          <wp:inline xmlns:a="http://schemas.openxmlformats.org/drawingml/2006/main" xmlns:pic="http://schemas.openxmlformats.org/drawingml/2006/picture">
+            <wp:extent cx="3600000" cy="2587500"/>
+            <wp:docPr id="18" name="Picture 18"/>
+            <wp:cNvGraphicFramePr>
+              <a:graphicFrameLocks noChangeAspect="1"/>
+            </wp:cNvGraphicFramePr>
+            <a:graphic>
+              <a:graphicData uri="http://schemas.openxmlformats.org/drawingml/2006/picture">
+                <pic:pic>
+                  <pic:nvPicPr>
+                    <pic:cNvPr id="0" name="kline1000.png"/>
+                    <pic:cNvPicPr/>
+                  </pic:nvPicPr>
+                  <pic:blipFill>
+                    <a:blip r:embed="rId26"/>
+                    <a:stretch>
+                      <a:fillRect/>
+                    </a:stretch>
+                  </pic:blipFill>
+                  <pic:spPr>
+                    <a:xfrm>
+                      <a:off x="0" y="0"/>
+                      <a:ext cx="3600000" cy="2587500"/>
+                    </a:xfrm>
+                    <a:prstGeom prst="rect"/>
+                  </pic:spPr>
+                </pic:pic>
+              </a:graphicData>
+            </a:graphic>
+          </wp:inline>
+        </w:drawing>
+      </w:r>
+    </w:p>
+    <w:p>
+      <w:pPr>
+        <w:pStyle w:val="Heading1"/>
+      </w:pPr>
+      <w:r>
+        <w:t>603505，金石资源，接近前低23.28，20250224</w:t>
+      </w:r>
+    </w:p>
+    <w:p>
+      <w:r>
+        <w:drawing>
+          <wp:inline xmlns:a="http://schemas.openxmlformats.org/drawingml/2006/main" xmlns:pic="http://schemas.openxmlformats.org/drawingml/2006/picture">
+            <wp:extent cx="3600000" cy="2587500"/>
+            <wp:docPr id="19" name="Picture 19"/>
+            <wp:cNvGraphicFramePr>
+              <a:graphicFrameLocks noChangeAspect="1"/>
+            </wp:cNvGraphicFramePr>
+            <a:graphic>
+              <a:graphicData uri="http://schemas.openxmlformats.org/drawingml/2006/picture">
+                <pic:pic>
+                  <pic:nvPicPr>
+                    <pic:cNvPr id="0" name="kline100.png"/>
+                    <pic:cNvPicPr/>
+                  </pic:nvPicPr>
+                  <pic:blipFill>
+                    <a:blip r:embed="rId27"/>
+                    <a:stretch>
+                      <a:fillRect/>
+                    </a:stretch>
+                  </pic:blipFill>
+                  <pic:spPr>
+                    <a:xfrm>
+                      <a:off x="0" y="0"/>
+                      <a:ext cx="3600000" cy="2587500"/>
+                    </a:xfrm>
+                    <a:prstGeom prst="rect"/>
+                  </pic:spPr>
+                </pic:pic>
+              </a:graphicData>
+            </a:graphic>
+          </wp:inline>
+        </w:drawing>
+      </w:r>
+    </w:p>
+    <w:p>
+      <w:r>
+        <w:drawing>
+          <wp:inline xmlns:a="http://schemas.openxmlformats.org/drawingml/2006/main" xmlns:pic="http://schemas.openxmlformats.org/drawingml/2006/picture">
+            <wp:extent cx="3600000" cy="2587500"/>
+            <wp:docPr id="20" name="Picture 20"/>
+            <wp:cNvGraphicFramePr>
+              <a:graphicFrameLocks noChangeAspect="1"/>
+            </wp:cNvGraphicFramePr>
+            <a:graphic>
+              <a:graphicData uri="http://schemas.openxmlformats.org/drawingml/2006/picture">
+                <pic:pic>
+                  <pic:nvPicPr>
+                    <pic:cNvPr id="0" name="kline300.png"/>
+                    <pic:cNvPicPr/>
+                  </pic:nvPicPr>
+                  <pic:blipFill>
+                    <a:blip r:embed="rId28"/>
+                    <a:stretch>
+                      <a:fillRect/>
+                    </a:stretch>
+                  </pic:blipFill>
+                  <pic:spPr>
+                    <a:xfrm>
+                      <a:off x="0" y="0"/>
+                      <a:ext cx="3600000" cy="2587500"/>
+                    </a:xfrm>
+                    <a:prstGeom prst="rect"/>
+                  </pic:spPr>
+                </pic:pic>
+              </a:graphicData>
+            </a:graphic>
+          </wp:inline>
+        </w:drawing>
+      </w:r>
+    </w:p>
+    <w:p>
+      <w:r>
+        <w:drawing>
+          <wp:inline xmlns:a="http://schemas.openxmlformats.org/drawingml/2006/main" xmlns:pic="http://schemas.openxmlformats.org/drawingml/2006/picture">
+            <wp:extent cx="3600000" cy="2587500"/>
+            <wp:docPr id="21" name="Picture 21"/>
+            <wp:cNvGraphicFramePr>
+              <a:graphicFrameLocks noChangeAspect="1"/>
+            </wp:cNvGraphicFramePr>
+            <a:graphic>
+              <a:graphicData uri="http://schemas.openxmlformats.org/drawingml/2006/picture">
+                <pic:pic>
+                  <pic:nvPicPr>
+                    <pic:cNvPr id="0" name="kline1000.png"/>
+                    <pic:cNvPicPr/>
+                  </pic:nvPicPr>
+                  <pic:blipFill>
+                    <a:blip r:embed="rId29"/>
+                    <a:stretch>
+                      <a:fillRect/>
+                    </a:stretch>
+                  </pic:blipFill>
+                  <pic:spPr>
+                    <a:xfrm>
+                      <a:off x="0" y="0"/>
+                      <a:ext cx="3600000" cy="2587500"/>
+                    </a:xfrm>
+                    <a:prstGeom prst="rect"/>
+                  </pic:spPr>
+                </pic:pic>
+              </a:graphicData>
+            </a:graphic>
+          </wp:inline>
+        </w:drawing>
+      </w:r>
+    </w:p>
+    <w:p>
+      <w:pPr>
+        <w:pStyle w:val="Heading1"/>
+      </w:pPr>
+      <w:r>
+        <w:t>600660，福耀玻璃，接近前低56.4/56.85/56.55/56.6，20250224</w:t>
+      </w:r>
+    </w:p>
+    <w:p>
+      <w:r>
+        <w:drawing>
+          <wp:inline xmlns:a="http://schemas.openxmlformats.org/drawingml/2006/main" xmlns:pic="http://schemas.openxmlformats.org/drawingml/2006/picture">
+            <wp:extent cx="3600000" cy="2587500"/>
+            <wp:docPr id="22" name="Picture 22"/>
+            <wp:cNvGraphicFramePr>
+              <a:graphicFrameLocks noChangeAspect="1"/>
+            </wp:cNvGraphicFramePr>
+            <a:graphic>
+              <a:graphicData uri="http://schemas.openxmlformats.org/drawingml/2006/picture">
+                <pic:pic>
+                  <pic:nvPicPr>
+                    <pic:cNvPr id="0" name="kline100.png"/>
+                    <pic:cNvPicPr/>
+                  </pic:nvPicPr>
+                  <pic:blipFill>
+                    <a:blip r:embed="rId30"/>
+                    <a:stretch>
+                      <a:fillRect/>
+                    </a:stretch>
+                  </pic:blipFill>
+                  <pic:spPr>
+                    <a:xfrm>
+                      <a:off x="0" y="0"/>
+                      <a:ext cx="3600000" cy="2587500"/>
+                    </a:xfrm>
+                    <a:prstGeom prst="rect"/>
+                  </pic:spPr>
+                </pic:pic>
+              </a:graphicData>
+            </a:graphic>
+          </wp:inline>
+        </w:drawing>
+      </w:r>
+    </w:p>
+    <w:p>
+      <w:r>
+        <w:drawing>
+          <wp:inline xmlns:a="http://schemas.openxmlformats.org/drawingml/2006/main" xmlns:pic="http://schemas.openxmlformats.org/drawingml/2006/picture">
+            <wp:extent cx="3600000" cy="2587500"/>
+            <wp:docPr id="23" name="Picture 23"/>
+            <wp:cNvGraphicFramePr>
+              <a:graphicFrameLocks noChangeAspect="1"/>
+            </wp:cNvGraphicFramePr>
+            <a:graphic>
+              <a:graphicData uri="http://schemas.openxmlformats.org/drawingml/2006/picture">
+                <pic:pic>
+                  <pic:nvPicPr>
+                    <pic:cNvPr id="0" name="kline300.png"/>
+                    <pic:cNvPicPr/>
+                  </pic:nvPicPr>
+                  <pic:blipFill>
+                    <a:blip r:embed="rId31"/>
+                    <a:stretch>
+                      <a:fillRect/>
+                    </a:stretch>
+                  </pic:blipFill>
+                  <pic:spPr>
+                    <a:xfrm>
+                      <a:off x="0" y="0"/>
+                      <a:ext cx="3600000" cy="2587500"/>
+                    </a:xfrm>
+                    <a:prstGeom prst="rect"/>
+                  </pic:spPr>
+                </pic:pic>
+              </a:graphicData>
+            </a:graphic>
+          </wp:inline>
+        </w:drawing>
+      </w:r>
+    </w:p>
+    <w:p>
+      <w:r>
+        <w:drawing>
+          <wp:inline xmlns:a="http://schemas.openxmlformats.org/drawingml/2006/main" xmlns:pic="http://schemas.openxmlformats.org/drawingml/2006/picture">
+            <wp:extent cx="3600000" cy="2587500"/>
+            <wp:docPr id="24" name="Picture 24"/>
+            <wp:cNvGraphicFramePr>
+              <a:graphicFrameLocks noChangeAspect="1"/>
+            </wp:cNvGraphicFramePr>
+            <a:graphic>
+              <a:graphicData uri="http://schemas.openxmlformats.org/drawingml/2006/picture">
+                <pic:pic>
+                  <pic:nvPicPr>
+                    <pic:cNvPr id="0" name="kline1000.png"/>
+                    <pic:cNvPicPr/>
+                  </pic:nvPicPr>
+                  <pic:blipFill>
+                    <a:blip r:embed="rId32"/>
+                    <a:stretch>
+                      <a:fillRect/>
+                    </a:stretch>
+                  </pic:blipFill>
+                  <pic:spPr>
+                    <a:xfrm>
+                      <a:off x="0" y="0"/>
+                      <a:ext cx="3600000" cy="2587500"/>
+                    </a:xfrm>
+                    <a:prstGeom prst="rect"/>
+                  </pic:spPr>
+                </pic:pic>
+              </a:graphicData>
+            </a:graphic>
+          </wp:inline>
+        </w:drawing>
+      </w:r>
+    </w:p>
+    <w:p>
+      <w:pPr>
+        <w:pStyle w:val="Heading1"/>
+      </w:pPr>
+      <w:r>
+        <w:t>600305，恒顺醋业，接近前低7.37，20250224</w:t>
+      </w:r>
+    </w:p>
+    <w:p>
+      <w:r>
+        <w:drawing>
+          <wp:inline xmlns:a="http://schemas.openxmlformats.org/drawingml/2006/main" xmlns:pic="http://schemas.openxmlformats.org/drawingml/2006/picture">
+            <wp:extent cx="3600000" cy="2587500"/>
+            <wp:docPr id="25" name="Picture 25"/>
+            <wp:cNvGraphicFramePr>
+              <a:graphicFrameLocks noChangeAspect="1"/>
+            </wp:cNvGraphicFramePr>
+            <a:graphic>
+              <a:graphicData uri="http://schemas.openxmlformats.org/drawingml/2006/picture">
+                <pic:pic>
+                  <pic:nvPicPr>
+                    <pic:cNvPr id="0" name="kline100.png"/>
+                    <pic:cNvPicPr/>
+                  </pic:nvPicPr>
+                  <pic:blipFill>
+                    <a:blip r:embed="rId33"/>
+                    <a:stretch>
+                      <a:fillRect/>
+                    </a:stretch>
+                  </pic:blipFill>
+                  <pic:spPr>
+                    <a:xfrm>
+                      <a:off x="0" y="0"/>
+                      <a:ext cx="3600000" cy="2587500"/>
+                    </a:xfrm>
+                    <a:prstGeom prst="rect"/>
+                  </pic:spPr>
+                </pic:pic>
+              </a:graphicData>
+            </a:graphic>
+          </wp:inline>
+        </w:drawing>
+      </w:r>
+    </w:p>
+    <w:p>
+      <w:r>
+        <w:drawing>
+          <wp:inline xmlns:a="http://schemas.openxmlformats.org/drawingml/2006/main" xmlns:pic="http://schemas.openxmlformats.org/drawingml/2006/picture">
+            <wp:extent cx="3600000" cy="2587500"/>
+            <wp:docPr id="26" name="Picture 26"/>
+            <wp:cNvGraphicFramePr>
+              <a:graphicFrameLocks noChangeAspect="1"/>
+            </wp:cNvGraphicFramePr>
+            <a:graphic>
+              <a:graphicData uri="http://schemas.openxmlformats.org/drawingml/2006/picture">
+                <pic:pic>
+                  <pic:nvPicPr>
+                    <pic:cNvPr id="0" name="kline300.png"/>
+                    <pic:cNvPicPr/>
+                  </pic:nvPicPr>
+                  <pic:blipFill>
+                    <a:blip r:embed="rId34"/>
+                    <a:stretch>
+                      <a:fillRect/>
+                    </a:stretch>
+                  </pic:blipFill>
+                  <pic:spPr>
+                    <a:xfrm>
+                      <a:off x="0" y="0"/>
+                      <a:ext cx="3600000" cy="2587500"/>
+                    </a:xfrm>
+                    <a:prstGeom prst="rect"/>
+                  </pic:spPr>
+                </pic:pic>
+              </a:graphicData>
+            </a:graphic>
+          </wp:inline>
+        </w:drawing>
+      </w:r>
+    </w:p>
+    <w:p>
+      <w:r>
+        <w:drawing>
+          <wp:inline xmlns:a="http://schemas.openxmlformats.org/drawingml/2006/main" xmlns:pic="http://schemas.openxmlformats.org/drawingml/2006/picture">
+            <wp:extent cx="3600000" cy="2587500"/>
+            <wp:docPr id="27" name="Picture 27"/>
+            <wp:cNvGraphicFramePr>
+              <a:graphicFrameLocks noChangeAspect="1"/>
+            </wp:cNvGraphicFramePr>
+            <a:graphic>
+              <a:graphicData uri="http://schemas.openxmlformats.org/drawingml/2006/picture">
+                <pic:pic>
+                  <pic:nvPicPr>
+                    <pic:cNvPr id="0" name="kline1000.png"/>
+                    <pic:cNvPicPr/>
+                  </pic:nvPicPr>
+                  <pic:blipFill>
+                    <a:blip r:embed="rId35"/>
+                    <a:stretch>
+                      <a:fillRect/>
+                    </a:stretch>
+                  </pic:blipFill>
+                  <pic:spPr>
+                    <a:xfrm>
+                      <a:off x="0" y="0"/>
+                      <a:ext cx="3600000" cy="2587500"/>
+                    </a:xfrm>
+                    <a:prstGeom prst="rect"/>
+                  </pic:spPr>
+                </pic:pic>
+              </a:graphicData>
+            </a:graphic>
+          </wp:inline>
+        </w:drawing>
+      </w:r>
+    </w:p>
+    <w:p>
+      <w:pPr>
+        <w:pStyle w:val="Heading1"/>
+      </w:pPr>
+      <w:r>
+        <w:t>600486，扬农化工，接近前低52.42/52.11，20250224</w:t>
+      </w:r>
+    </w:p>
+    <w:p>
+      <w:r>
+        <w:drawing>
+          <wp:inline xmlns:a="http://schemas.openxmlformats.org/drawingml/2006/main" xmlns:pic="http://schemas.openxmlformats.org/drawingml/2006/picture">
+            <wp:extent cx="3600000" cy="2587500"/>
+            <wp:docPr id="28" name="Picture 28"/>
+            <wp:cNvGraphicFramePr>
+              <a:graphicFrameLocks noChangeAspect="1"/>
+            </wp:cNvGraphicFramePr>
+            <a:graphic>
+              <a:graphicData uri="http://schemas.openxmlformats.org/drawingml/2006/picture">
+                <pic:pic>
+                  <pic:nvPicPr>
+                    <pic:cNvPr id="0" name="kline100.png"/>
+                    <pic:cNvPicPr/>
+                  </pic:nvPicPr>
+                  <pic:blipFill>
+                    <a:blip r:embed="rId36"/>
+                    <a:stretch>
+                      <a:fillRect/>
+                    </a:stretch>
+                  </pic:blipFill>
+                  <pic:spPr>
+                    <a:xfrm>
+                      <a:off x="0" y="0"/>
+                      <a:ext cx="3600000" cy="2587500"/>
+                    </a:xfrm>
+                    <a:prstGeom prst="rect"/>
+                  </pic:spPr>
+                </pic:pic>
+              </a:graphicData>
+            </a:graphic>
+          </wp:inline>
+        </w:drawing>
+      </w:r>
+    </w:p>
+    <w:p>
+      <w:r>
+        <w:drawing>
+          <wp:inline xmlns:a="http://schemas.openxmlformats.org/drawingml/2006/main" xmlns:pic="http://schemas.openxmlformats.org/drawingml/2006/picture">
+            <wp:extent cx="3600000" cy="2587500"/>
+            <wp:docPr id="29" name="Picture 29"/>
+            <wp:cNvGraphicFramePr>
+              <a:graphicFrameLocks noChangeAspect="1"/>
+            </wp:cNvGraphicFramePr>
+            <a:graphic>
+              <a:graphicData uri="http://schemas.openxmlformats.org/drawingml/2006/picture">
+                <pic:pic>
+                  <pic:nvPicPr>
+                    <pic:cNvPr id="0" name="kline300.png"/>
+                    <pic:cNvPicPr/>
+                  </pic:nvPicPr>
+                  <pic:blipFill>
+                    <a:blip r:embed="rId37"/>
+                    <a:stretch>
+                      <a:fillRect/>
+                    </a:stretch>
+                  </pic:blipFill>
+                  <pic:spPr>
+                    <a:xfrm>
+                      <a:off x="0" y="0"/>
+                      <a:ext cx="3600000" cy="2587500"/>
+                    </a:xfrm>
+                    <a:prstGeom prst="rect"/>
+                  </pic:spPr>
+                </pic:pic>
+              </a:graphicData>
+            </a:graphic>
+          </wp:inline>
+        </w:drawing>
+      </w:r>
+    </w:p>
+    <w:p>
+      <w:r>
+        <w:drawing>
+          <wp:inline xmlns:a="http://schemas.openxmlformats.org/drawingml/2006/main" xmlns:pic="http://schemas.openxmlformats.org/drawingml/2006/picture">
+            <wp:extent cx="3600000" cy="2587500"/>
+            <wp:docPr id="30" name="Picture 30"/>
+            <wp:cNvGraphicFramePr>
+              <a:graphicFrameLocks noChangeAspect="1"/>
+            </wp:cNvGraphicFramePr>
+            <a:graphic>
+              <a:graphicData uri="http://schemas.openxmlformats.org/drawingml/2006/picture">
+                <pic:pic>
+                  <pic:nvPicPr>
+                    <pic:cNvPr id="0" name="kline1000.png"/>
+                    <pic:cNvPicPr/>
+                  </pic:nvPicPr>
+                  <pic:blipFill>
+                    <a:blip r:embed="rId38"/>
+                    <a:stretch>
+                      <a:fillRect/>
+                    </a:stretch>
+                  </pic:blipFill>
+                  <pic:spPr>
+                    <a:xfrm>
+                      <a:off x="0" y="0"/>
+                      <a:ext cx="3600000" cy="2587500"/>
+                    </a:xfrm>
+                    <a:prstGeom prst="rect"/>
+                  </pic:spPr>
+                </pic:pic>
+              </a:graphicData>
+            </a:graphic>
+          </wp:inline>
+        </w:drawing>
+      </w:r>
+    </w:p>
+    <w:p>
+      <w:pPr>
+        <w:pStyle w:val="Heading1"/>
+      </w:pPr>
+      <w:r>
+        <w:t>600600，青岛啤酒，接近前低67.01，20250224</w:t>
+      </w:r>
+    </w:p>
+    <w:p>
+      <w:r>
+        <w:drawing>
+          <wp:inline xmlns:a="http://schemas.openxmlformats.org/drawingml/2006/main" xmlns:pic="http://schemas.openxmlformats.org/drawingml/2006/picture">
+            <wp:extent cx="3600000" cy="2587500"/>
+            <wp:docPr id="31" name="Picture 31"/>
+            <wp:cNvGraphicFramePr>
+              <a:graphicFrameLocks noChangeAspect="1"/>
+            </wp:cNvGraphicFramePr>
+            <a:graphic>
+              <a:graphicData uri="http://schemas.openxmlformats.org/drawingml/2006/picture">
+                <pic:pic>
+                  <pic:nvPicPr>
+                    <pic:cNvPr id="0" name="kline100.png"/>
+                    <pic:cNvPicPr/>
+                  </pic:nvPicPr>
+                  <pic:blipFill>
+                    <a:blip r:embed="rId39"/>
+                    <a:stretch>
+                      <a:fillRect/>
+                    </a:stretch>
+                  </pic:blipFill>
+                  <pic:spPr>
+                    <a:xfrm>
+                      <a:off x="0" y="0"/>
+                      <a:ext cx="3600000" cy="2587500"/>
+                    </a:xfrm>
+                    <a:prstGeom prst="rect"/>
+                  </pic:spPr>
+                </pic:pic>
+              </a:graphicData>
+            </a:graphic>
+          </wp:inline>
+        </w:drawing>
+      </w:r>
+    </w:p>
+    <w:p>
+      <w:r>
+        <w:drawing>
+          <wp:inline xmlns:a="http://schemas.openxmlformats.org/drawingml/2006/main" xmlns:pic="http://schemas.openxmlformats.org/drawingml/2006/picture">
+            <wp:extent cx="3600000" cy="2587500"/>
+            <wp:docPr id="32" name="Picture 32"/>
+            <wp:cNvGraphicFramePr>
+              <a:graphicFrameLocks noChangeAspect="1"/>
+            </wp:cNvGraphicFramePr>
+            <a:graphic>
+              <a:graphicData uri="http://schemas.openxmlformats.org/drawingml/2006/picture">
+                <pic:pic>
+                  <pic:nvPicPr>
+                    <pic:cNvPr id="0" name="kline300.png"/>
+                    <pic:cNvPicPr/>
+                  </pic:nvPicPr>
+                  <pic:blipFill>
+                    <a:blip r:embed="rId40"/>
+                    <a:stretch>
+                      <a:fillRect/>
+                    </a:stretch>
+                  </pic:blipFill>
+                  <pic:spPr>
+                    <a:xfrm>
+                      <a:off x="0" y="0"/>
+                      <a:ext cx="3600000" cy="2587500"/>
+                    </a:xfrm>
+                    <a:prstGeom prst="rect"/>
+                  </pic:spPr>
+                </pic:pic>
+              </a:graphicData>
+            </a:graphic>
+          </wp:inline>
+        </w:drawing>
+      </w:r>
+    </w:p>
+    <w:p>
+      <w:r>
+        <w:drawing>
+          <wp:inline xmlns:a="http://schemas.openxmlformats.org/drawingml/2006/main" xmlns:pic="http://schemas.openxmlformats.org/drawingml/2006/picture">
+            <wp:extent cx="3600000" cy="2587500"/>
+            <wp:docPr id="33" name="Picture 33"/>
+            <wp:cNvGraphicFramePr>
+              <a:graphicFrameLocks noChangeAspect="1"/>
+            </wp:cNvGraphicFramePr>
+            <a:graphic>
+              <a:graphicData uri="http://schemas.openxmlformats.org/drawingml/2006/picture">
+                <pic:pic>
+                  <pic:nvPicPr>
+                    <pic:cNvPr id="0" name="kline1000.png"/>
+                    <pic:cNvPicPr/>
+                  </pic:nvPicPr>
+                  <pic:blipFill>
+                    <a:blip r:embed="rId41"/>
                     <a:stretch>
                       <a:fillRect/>
                     </a:stretch>

--- a/main/下降通道到前低.docx
+++ b/main/下降通道到前低.docx
@@ -7,7 +7,7 @@
         <w:pStyle w:val="Heading1"/>
       </w:pPr>
       <w:r>
-        <w:t>600511，国药股份，接近前低29.1609/29.49，20250414</w:t>
+        <w:t>600511，国药股份，接近前低29.1609，20250415</w:t>
       </w:r>
     </w:p>
     <w:p>
@@ -123,7 +123,7 @@
         <w:pStyle w:val="Heading1"/>
       </w:pPr>
       <w:r>
-        <w:t>002304，洋河股份，接近前低73.827/73.2056，20250414</w:t>
+        <w:t>002304，洋河股份，接近前低73.2056，20250415</w:t>
       </w:r>
     </w:p>
     <w:p>
@@ -239,7 +239,7 @@
         <w:pStyle w:val="Heading1"/>
       </w:pPr>
       <w:r>
-        <w:t>603127，昭衍新药，接近前低16.1126/15.92，20250414</w:t>
+        <w:t>603127，昭衍新药，接近前低16.251/16.1126，20250415</w:t>
       </w:r>
     </w:p>
     <w:p>
@@ -355,7 +355,7 @@
         <w:pStyle w:val="Heading1"/>
       </w:pPr>
       <w:r>
-        <w:t>600436，片仔癀，接近前低202.9，20250414</w:t>
+        <w:t>603027，千禾味业，接近前低11.19/11.19，20250415</w:t>
       </w:r>
     </w:p>
     <w:p>
@@ -471,7 +471,7 @@
         <w:pStyle w:val="Heading1"/>
       </w:pPr>
       <w:r>
-        <w:t>000860，顺鑫农业，接近前低16.68/16.86/16.86，20250414</w:t>
+        <w:t>000661，长春高新，接近前低94.5/94.76，20250415</w:t>
       </w:r>
     </w:p>
     <w:p>
@@ -587,7 +587,7 @@
         <w:pStyle w:val="Heading1"/>
       </w:pPr>
       <w:r>
-        <w:t>600486，扬农化工，接近前低49.899，20250414</w:t>
+        <w:t>600763，通策医疗，接近前低42.8751/42.61，20250415</w:t>
       </w:r>
     </w:p>
     <w:p>
@@ -703,7 +703,7 @@
         <w:pStyle w:val="Heading1"/>
       </w:pPr>
       <w:r>
-        <w:t>603345，安井食品，接近前低77.747/77.8135/76.8645，20250414</w:t>
+        <w:t>600436，片仔癀，接近前低202.9，20250415</w:t>
       </w:r>
     </w:p>
     <w:p>
@@ -796,6 +796,238 @@
                   </pic:nvPicPr>
                   <pic:blipFill>
                     <a:blip r:embed="rId29"/>
+                    <a:stretch>
+                      <a:fillRect/>
+                    </a:stretch>
+                  </pic:blipFill>
+                  <pic:spPr>
+                    <a:xfrm>
+                      <a:off x="0" y="0"/>
+                      <a:ext cx="3600000" cy="2587500"/>
+                    </a:xfrm>
+                    <a:prstGeom prst="rect"/>
+                  </pic:spPr>
+                </pic:pic>
+              </a:graphicData>
+            </a:graphic>
+          </wp:inline>
+        </w:drawing>
+      </w:r>
+    </w:p>
+    <w:p>
+      <w:pPr>
+        <w:pStyle w:val="Heading1"/>
+      </w:pPr>
+      <w:r>
+        <w:t>000860，顺鑫农业，接近前低16.68/16.86/16.86，20250415</w:t>
+      </w:r>
+    </w:p>
+    <w:p>
+      <w:r>
+        <w:drawing>
+          <wp:inline xmlns:a="http://schemas.openxmlformats.org/drawingml/2006/main" xmlns:pic="http://schemas.openxmlformats.org/drawingml/2006/picture">
+            <wp:extent cx="3600000" cy="2587500"/>
+            <wp:docPr id="22" name="Picture 22"/>
+            <wp:cNvGraphicFramePr>
+              <a:graphicFrameLocks noChangeAspect="1"/>
+            </wp:cNvGraphicFramePr>
+            <a:graphic>
+              <a:graphicData uri="http://schemas.openxmlformats.org/drawingml/2006/picture">
+                <pic:pic>
+                  <pic:nvPicPr>
+                    <pic:cNvPr id="0" name="kline100.png"/>
+                    <pic:cNvPicPr/>
+                  </pic:nvPicPr>
+                  <pic:blipFill>
+                    <a:blip r:embed="rId30"/>
+                    <a:stretch>
+                      <a:fillRect/>
+                    </a:stretch>
+                  </pic:blipFill>
+                  <pic:spPr>
+                    <a:xfrm>
+                      <a:off x="0" y="0"/>
+                      <a:ext cx="3600000" cy="2587500"/>
+                    </a:xfrm>
+                    <a:prstGeom prst="rect"/>
+                  </pic:spPr>
+                </pic:pic>
+              </a:graphicData>
+            </a:graphic>
+          </wp:inline>
+        </w:drawing>
+      </w:r>
+    </w:p>
+    <w:p>
+      <w:r>
+        <w:drawing>
+          <wp:inline xmlns:a="http://schemas.openxmlformats.org/drawingml/2006/main" xmlns:pic="http://schemas.openxmlformats.org/drawingml/2006/picture">
+            <wp:extent cx="3600000" cy="2587500"/>
+            <wp:docPr id="23" name="Picture 23"/>
+            <wp:cNvGraphicFramePr>
+              <a:graphicFrameLocks noChangeAspect="1"/>
+            </wp:cNvGraphicFramePr>
+            <a:graphic>
+              <a:graphicData uri="http://schemas.openxmlformats.org/drawingml/2006/picture">
+                <pic:pic>
+                  <pic:nvPicPr>
+                    <pic:cNvPr id="0" name="kline300.png"/>
+                    <pic:cNvPicPr/>
+                  </pic:nvPicPr>
+                  <pic:blipFill>
+                    <a:blip r:embed="rId31"/>
+                    <a:stretch>
+                      <a:fillRect/>
+                    </a:stretch>
+                  </pic:blipFill>
+                  <pic:spPr>
+                    <a:xfrm>
+                      <a:off x="0" y="0"/>
+                      <a:ext cx="3600000" cy="2587500"/>
+                    </a:xfrm>
+                    <a:prstGeom prst="rect"/>
+                  </pic:spPr>
+                </pic:pic>
+              </a:graphicData>
+            </a:graphic>
+          </wp:inline>
+        </w:drawing>
+      </w:r>
+    </w:p>
+    <w:p>
+      <w:r>
+        <w:drawing>
+          <wp:inline xmlns:a="http://schemas.openxmlformats.org/drawingml/2006/main" xmlns:pic="http://schemas.openxmlformats.org/drawingml/2006/picture">
+            <wp:extent cx="3600000" cy="2587500"/>
+            <wp:docPr id="24" name="Picture 24"/>
+            <wp:cNvGraphicFramePr>
+              <a:graphicFrameLocks noChangeAspect="1"/>
+            </wp:cNvGraphicFramePr>
+            <a:graphic>
+              <a:graphicData uri="http://schemas.openxmlformats.org/drawingml/2006/picture">
+                <pic:pic>
+                  <pic:nvPicPr>
+                    <pic:cNvPr id="0" name="kline1000.png"/>
+                    <pic:cNvPicPr/>
+                  </pic:nvPicPr>
+                  <pic:blipFill>
+                    <a:blip r:embed="rId32"/>
+                    <a:stretch>
+                      <a:fillRect/>
+                    </a:stretch>
+                  </pic:blipFill>
+                  <pic:spPr>
+                    <a:xfrm>
+                      <a:off x="0" y="0"/>
+                      <a:ext cx="3600000" cy="2587500"/>
+                    </a:xfrm>
+                    <a:prstGeom prst="rect"/>
+                  </pic:spPr>
+                </pic:pic>
+              </a:graphicData>
+            </a:graphic>
+          </wp:inline>
+        </w:drawing>
+      </w:r>
+    </w:p>
+    <w:p>
+      <w:pPr>
+        <w:pStyle w:val="Heading1"/>
+      </w:pPr>
+      <w:r>
+        <w:t>000401，冀东水泥，接近前低4.77，20250415</w:t>
+      </w:r>
+    </w:p>
+    <w:p>
+      <w:r>
+        <w:drawing>
+          <wp:inline xmlns:a="http://schemas.openxmlformats.org/drawingml/2006/main" xmlns:pic="http://schemas.openxmlformats.org/drawingml/2006/picture">
+            <wp:extent cx="3600000" cy="2587500"/>
+            <wp:docPr id="25" name="Picture 25"/>
+            <wp:cNvGraphicFramePr>
+              <a:graphicFrameLocks noChangeAspect="1"/>
+            </wp:cNvGraphicFramePr>
+            <a:graphic>
+              <a:graphicData uri="http://schemas.openxmlformats.org/drawingml/2006/picture">
+                <pic:pic>
+                  <pic:nvPicPr>
+                    <pic:cNvPr id="0" name="kline100.png"/>
+                    <pic:cNvPicPr/>
+                  </pic:nvPicPr>
+                  <pic:blipFill>
+                    <a:blip r:embed="rId33"/>
+                    <a:stretch>
+                      <a:fillRect/>
+                    </a:stretch>
+                  </pic:blipFill>
+                  <pic:spPr>
+                    <a:xfrm>
+                      <a:off x="0" y="0"/>
+                      <a:ext cx="3600000" cy="2587500"/>
+                    </a:xfrm>
+                    <a:prstGeom prst="rect"/>
+                  </pic:spPr>
+                </pic:pic>
+              </a:graphicData>
+            </a:graphic>
+          </wp:inline>
+        </w:drawing>
+      </w:r>
+    </w:p>
+    <w:p>
+      <w:r>
+        <w:drawing>
+          <wp:inline xmlns:a="http://schemas.openxmlformats.org/drawingml/2006/main" xmlns:pic="http://schemas.openxmlformats.org/drawingml/2006/picture">
+            <wp:extent cx="3600000" cy="2587500"/>
+            <wp:docPr id="26" name="Picture 26"/>
+            <wp:cNvGraphicFramePr>
+              <a:graphicFrameLocks noChangeAspect="1"/>
+            </wp:cNvGraphicFramePr>
+            <a:graphic>
+              <a:graphicData uri="http://schemas.openxmlformats.org/drawingml/2006/picture">
+                <pic:pic>
+                  <pic:nvPicPr>
+                    <pic:cNvPr id="0" name="kline300.png"/>
+                    <pic:cNvPicPr/>
+                  </pic:nvPicPr>
+                  <pic:blipFill>
+                    <a:blip r:embed="rId34"/>
+                    <a:stretch>
+                      <a:fillRect/>
+                    </a:stretch>
+                  </pic:blipFill>
+                  <pic:spPr>
+                    <a:xfrm>
+                      <a:off x="0" y="0"/>
+                      <a:ext cx="3600000" cy="2587500"/>
+                    </a:xfrm>
+                    <a:prstGeom prst="rect"/>
+                  </pic:spPr>
+                </pic:pic>
+              </a:graphicData>
+            </a:graphic>
+          </wp:inline>
+        </w:drawing>
+      </w:r>
+    </w:p>
+    <w:p>
+      <w:r>
+        <w:drawing>
+          <wp:inline xmlns:a="http://schemas.openxmlformats.org/drawingml/2006/main" xmlns:pic="http://schemas.openxmlformats.org/drawingml/2006/picture">
+            <wp:extent cx="3600000" cy="2587500"/>
+            <wp:docPr id="27" name="Picture 27"/>
+            <wp:cNvGraphicFramePr>
+              <a:graphicFrameLocks noChangeAspect="1"/>
+            </wp:cNvGraphicFramePr>
+            <a:graphic>
+              <a:graphicData uri="http://schemas.openxmlformats.org/drawingml/2006/picture">
+                <pic:pic>
+                  <pic:nvPicPr>
+                    <pic:cNvPr id="0" name="kline1000.png"/>
+                    <pic:cNvPicPr/>
+                  </pic:nvPicPr>
+                  <pic:blipFill>
+                    <a:blip r:embed="rId35"/>
                     <a:stretch>
                       <a:fillRect/>
                     </a:stretch>
